--- a/Radha Rani_resume.docx
+++ b/Radha Rani_resume.docx
@@ -41,8 +41,13 @@
       <w:r>
         <w:t xml:space="preserve">Personal </w:t>
       </w:r>
-      <w:r>
-        <w:t xml:space="preserve">Email : </w:t>
+      <w:proofErr w:type="gramStart"/>
+      <w:r>
+        <w:t>Email :</w:t>
+      </w:r>
+      <w:proofErr w:type="gramEnd"/>
+      <w:r>
+        <w:t xml:space="preserve"> </w:t>
       </w:r>
       <w:hyperlink r:id="rId5" w:history="1">
         <w:r>
@@ -99,7 +104,15 @@
         <w:t xml:space="preserve">| </w:t>
       </w:r>
       <w:r>
-        <w:t xml:space="preserve">College Email : </w:t>
+        <w:t xml:space="preserve">College </w:t>
+      </w:r>
+      <w:proofErr w:type="gramStart"/>
+      <w:r>
+        <w:t>Email :</w:t>
+      </w:r>
+      <w:proofErr w:type="gramEnd"/>
+      <w:r>
+        <w:t xml:space="preserve"> </w:t>
       </w:r>
       <w:hyperlink r:id="rId8" w:history="1">
         <w:r>
@@ -204,7 +217,7 @@
           </mc:Choice>
           <mc:Fallback>
             <w:pict>
-              <v:group w14:anchorId="1D2CF933" id="Group 1903" o:spid="_x0000_s1026" style="width:540pt;height:.4pt;mso-position-horizontal-relative:char;mso-position-vertical-relative:line" coordsize="68580,50" o:gfxdata="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">
+              <v:group w14:anchorId="4996B336" id="Group 1903" o:spid="_x0000_s1026" style="width:540pt;height:.4pt;mso-position-horizontal-relative:char;mso-position-vertical-relative:line" coordsize="68580,50" o:gfxdata="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">
                 <v:shape id="Shape 15" o:spid="_x0000_s1027" style="position:absolute;width:68580;height:0;visibility:visible;mso-wrap-style:square;v-text-anchor:top" coordsize="6858000,0" o:gfxdata="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" path="m,l6858000,e" filled="f" strokeweight=".14042mm">
                   <v:stroke miterlimit="83231f" joinstyle="miter"/>
                   <v:path arrowok="t" textboxrect="0,0,6858000,0"/>
@@ -321,19 +334,31 @@
               <w:rPr>
                 <w:sz w:val="18"/>
               </w:rPr>
-              <w:t>: Python,</w:t>
+              <w:t>:</w:t>
             </w:r>
             <w:r>
               <w:rPr>
                 <w:sz w:val="18"/>
               </w:rPr>
-              <w:t xml:space="preserve"> Java,</w:t>
+              <w:t xml:space="preserve"> </w:t>
             </w:r>
             <w:r>
               <w:rPr>
                 <w:sz w:val="18"/>
               </w:rPr>
-              <w:t xml:space="preserve"> C++, SQL</w:t>
+              <w:t>Java,</w:t>
+            </w:r>
+            <w:r>
+              <w:rPr>
+                <w:sz w:val="18"/>
+              </w:rPr>
+              <w:t xml:space="preserve"> C++</w:t>
+            </w:r>
+            <w:r>
+              <w:rPr>
+                <w:sz w:val="18"/>
+              </w:rPr>
+              <w:t>, Python</w:t>
             </w:r>
           </w:p>
           <w:p>
@@ -565,17 +590,8 @@
                 <w:i/>
                 <w:sz w:val="20"/>
               </w:rPr>
-              <w:t xml:space="preserve">Tech Stack: HTML, CSS, JavaScript, Python (Flask), SQLite, </w:t>
-            </w:r>
-            <w:proofErr w:type="spellStart"/>
-            <w:r>
-              <w:rPr>
-                <w:i/>
-                <w:sz w:val="20"/>
-              </w:rPr>
-              <w:t>SQLAlchemy</w:t>
-            </w:r>
-            <w:proofErr w:type="spellEnd"/>
+              <w:t>Tech Stack: HTML, CSS, JavaScript, Python (Flask), SQLite, SQLAlchemy</w:t>
+            </w:r>
             <w:r>
               <w:rPr>
                 <w:i/>
@@ -704,21 +720,12 @@
             <w:pPr>
               <w:ind w:left="216"/>
             </w:pPr>
-            <w:proofErr w:type="spellStart"/>
-            <w:r>
-              <w:rPr>
-                <w:b/>
-                <w:sz w:val="20"/>
-              </w:rPr>
-              <w:t>Matricare</w:t>
-            </w:r>
-            <w:proofErr w:type="spellEnd"/>
-            <w:r>
-              <w:rPr>
-                <w:b/>
-                <w:sz w:val="20"/>
-              </w:rPr>
-              <w:t>— AI-Powered Maternal Health Assistant</w:t>
+            <w:r>
+              <w:rPr>
+                <w:b/>
+                <w:sz w:val="20"/>
+              </w:rPr>
+              <w:t>Matricare— AI-Powered Maternal Health Assistant</w:t>
             </w:r>
             <w:r>
               <w:rPr>
@@ -808,23 +815,7 @@
                 <w:i/>
                 <w:sz w:val="20"/>
               </w:rPr>
-              <w:t xml:space="preserve">Teck Stack: React + Tailwind CSS, TensorFlow Lite, </w:t>
-            </w:r>
-            <w:proofErr w:type="spellStart"/>
-            <w:r>
-              <w:rPr>
-                <w:i/>
-                <w:sz w:val="20"/>
-              </w:rPr>
-              <w:t>XGBoost</w:t>
-            </w:r>
-            <w:proofErr w:type="spellEnd"/>
-            <w:r>
-              <w:rPr>
-                <w:i/>
-                <w:sz w:val="20"/>
-              </w:rPr>
-              <w:t>, Mistral, Whisper, M2M-100</w:t>
+              <w:t>Teck Stack: React + Tailwind CSS, TensorFlow Lite, XGBoost, Mistral, Whisper, M2M-100</w:t>
             </w:r>
           </w:p>
           <w:p>
@@ -892,23 +883,13 @@
               </w:rPr>
               <w:t xml:space="preserve"> </w:t>
             </w:r>
-            <w:proofErr w:type="spellStart"/>
             <w:r>
               <w:rPr>
                 <w:rStyle w:val="Strong"/>
                 <w:sz w:val="20"/>
                 <w:szCs w:val="20"/>
               </w:rPr>
-              <w:t>NeerTrace</w:t>
-            </w:r>
-            <w:proofErr w:type="spellEnd"/>
-            <w:r>
-              <w:rPr>
-                <w:rStyle w:val="Strong"/>
-                <w:sz w:val="20"/>
-                <w:szCs w:val="20"/>
-              </w:rPr>
-              <w:t xml:space="preserve"> – Heavy Metal</w:t>
+              <w:t>NeerTrace – Heavy Metal</w:t>
             </w:r>
             <w:r>
               <w:rPr>
@@ -995,27 +976,7 @@
                 <w:sz w:val="20"/>
                 <w:szCs w:val="20"/>
               </w:rPr>
-              <w:t xml:space="preserve">Technologies: Python, </w:t>
-            </w:r>
-            <w:proofErr w:type="spellStart"/>
-            <w:r>
-              <w:rPr>
-                <w:i/>
-                <w:iCs/>
-                <w:sz w:val="20"/>
-                <w:szCs w:val="20"/>
-              </w:rPr>
-              <w:t>Streamlit</w:t>
-            </w:r>
-            <w:proofErr w:type="spellEnd"/>
-            <w:r>
-              <w:rPr>
-                <w:i/>
-                <w:iCs/>
-                <w:sz w:val="20"/>
-                <w:szCs w:val="20"/>
-              </w:rPr>
-              <w:t xml:space="preserve">, Pandas, NumPy, Folium </w:t>
+              <w:t xml:space="preserve">Technologies: Python, Streamlit, Pandas, NumPy, Folium </w:t>
             </w:r>
           </w:p>
           <w:p>
@@ -1060,6 +1021,191 @@
                 <w:szCs w:val="18"/>
               </w:rPr>
               <w:t>Added features for CSV batch upload, manual entry, interactive maps, and downloadable reports, helping researchers and policymakers identify contamination hotspots. Ensured reproducibility with repository screenshots and demo.</w:t>
+            </w:r>
+          </w:p>
+          <w:p>
+            <w:pPr>
+              <w:pStyle w:val="NoSpacing"/>
+              <w:rPr>
+                <w:b/>
+                <w:bCs/>
+                <w:sz w:val="18"/>
+                <w:szCs w:val="18"/>
+              </w:rPr>
+            </w:pPr>
+          </w:p>
+          <w:p>
+            <w:pPr>
+              <w:pStyle w:val="NoSpacing"/>
+              <w:rPr>
+                <w:b/>
+                <w:bCs/>
+                <w:sz w:val="18"/>
+                <w:szCs w:val="18"/>
+              </w:rPr>
+            </w:pPr>
+          </w:p>
+          <w:p>
+            <w:pPr>
+              <w:pStyle w:val="NoSpacing"/>
+              <w:rPr>
+                <w:b/>
+                <w:bCs/>
+                <w:sz w:val="20"/>
+                <w:szCs w:val="20"/>
+              </w:rPr>
+            </w:pPr>
+            <w:r>
+              <w:rPr>
+                <w:b/>
+                <w:bCs/>
+                <w:sz w:val="20"/>
+                <w:szCs w:val="20"/>
+              </w:rPr>
+              <w:t xml:space="preserve">    Employee Management System | Internship Project </w:t>
+            </w:r>
+            <w:r>
+              <w:rPr>
+                <w:b/>
+                <w:bCs/>
+                <w:sz w:val="20"/>
+                <w:szCs w:val="20"/>
+              </w:rPr>
+              <w:t>|</w:t>
+            </w:r>
+            <w:r>
+              <w:rPr>
+                <w:b/>
+                <w:bCs/>
+                <w:sz w:val="20"/>
+                <w:szCs w:val="20"/>
+              </w:rPr>
+              <w:t xml:space="preserve"> </w:t>
+            </w:r>
+            <w:hyperlink r:id="rId13" w:history="1">
+              <w:r>
+                <w:rPr>
+                  <w:rStyle w:val="Hyperlink"/>
+                  <w:b/>
+                  <w:bCs/>
+                  <w:sz w:val="20"/>
+                  <w:szCs w:val="20"/>
+                </w:rPr>
+                <w:t>GITHUB</w:t>
+              </w:r>
+            </w:hyperlink>
+            <w:r>
+              <w:rPr>
+                <w:b/>
+                <w:bCs/>
+                <w:sz w:val="20"/>
+                <w:szCs w:val="20"/>
+              </w:rPr>
+              <w:t xml:space="preserve"> |</w:t>
+            </w:r>
+            <w:r>
+              <w:rPr>
+                <w:b/>
+                <w:bCs/>
+                <w:sz w:val="20"/>
+                <w:szCs w:val="20"/>
+              </w:rPr>
+              <w:t xml:space="preserve"> June 2026</w:t>
+            </w:r>
+          </w:p>
+          <w:p>
+            <w:pPr>
+              <w:pStyle w:val="NoSpacing"/>
+              <w:rPr>
+                <w:i/>
+                <w:iCs/>
+                <w:sz w:val="20"/>
+                <w:szCs w:val="20"/>
+              </w:rPr>
+            </w:pPr>
+            <w:r>
+              <w:rPr>
+                <w:b/>
+                <w:bCs/>
+                <w:sz w:val="20"/>
+                <w:szCs w:val="20"/>
+              </w:rPr>
+              <w:t xml:space="preserve">       </w:t>
+            </w:r>
+            <w:r>
+              <w:rPr>
+                <w:i/>
+                <w:iCs/>
+                <w:sz w:val="20"/>
+                <w:szCs w:val="20"/>
+              </w:rPr>
+              <w:t>Tech Stack: Python (Flask), MySQL, HTML, CSS, Bootstrap</w:t>
+            </w:r>
+          </w:p>
+          <w:p>
+            <w:pPr>
+              <w:pStyle w:val="NoSpacing"/>
+              <w:numPr>
+                <w:ilvl w:val="0"/>
+                <w:numId w:val="3"/>
+              </w:numPr>
+              <w:rPr>
+                <w:i/>
+                <w:iCs/>
+                <w:sz w:val="20"/>
+                <w:szCs w:val="20"/>
+              </w:rPr>
+            </w:pPr>
+            <w:r>
+              <w:rPr>
+                <w:i/>
+                <w:iCs/>
+                <w:sz w:val="20"/>
+                <w:szCs w:val="20"/>
+              </w:rPr>
+              <w:t xml:space="preserve">Developed a web-based Employee Management System with Admin and Employee </w:t>
+            </w:r>
+            <w:r>
+              <w:rPr>
+                <w:i/>
+                <w:iCs/>
+                <w:sz w:val="20"/>
+                <w:szCs w:val="20"/>
+              </w:rPr>
+              <w:t xml:space="preserve">   </w:t>
+            </w:r>
+            <w:r>
+              <w:rPr>
+                <w:i/>
+                <w:iCs/>
+                <w:sz w:val="20"/>
+                <w:szCs w:val="20"/>
+              </w:rPr>
+              <w:t>modules for managing employee records, tasks, departments, and leave requests.</w:t>
+            </w:r>
+          </w:p>
+          <w:p>
+            <w:pPr>
+              <w:pStyle w:val="NoSpacing"/>
+              <w:numPr>
+                <w:ilvl w:val="0"/>
+                <w:numId w:val="3"/>
+              </w:numPr>
+              <w:rPr>
+                <w:i/>
+                <w:iCs/>
+                <w:sz w:val="20"/>
+                <w:szCs w:val="20"/>
+              </w:rPr>
+            </w:pPr>
+            <w:r>
+              <w:rPr>
+                <w:i/>
+                <w:iCs/>
+                <w:sz w:val="20"/>
+                <w:szCs w:val="20"/>
+              </w:rPr>
+              <w:t>Implemented secure login authentication, task assignment and tracking, leave management, profile photo upload, and dashboard analytics using Flask and MySQL.</w:t>
             </w:r>
           </w:p>
           <w:p>
@@ -1131,15 +1277,7 @@
                 <w:i/>
                 <w:sz w:val="20"/>
               </w:rPr>
-              <w:t xml:space="preserve">ensorFlow, </w:t>
-            </w:r>
-            <w:proofErr w:type="spellStart"/>
-            <w:r>
-              <w:rPr>
-                <w:i/>
-                <w:sz w:val="20"/>
-              </w:rPr>
-              <w:t>XGBoos</w:t>
+              <w:t>ensorFlow, XGBoos</w:t>
             </w:r>
             <w:r>
               <w:rPr>
@@ -1148,7 +1286,6 @@
               </w:rPr>
               <w:t>t</w:t>
             </w:r>
-            <w:proofErr w:type="spellEnd"/>
             <w:r>
               <w:rPr>
                 <w:i/>
@@ -1227,7 +1364,7 @@
               </w:rPr>
               <w:t xml:space="preserve"> |</w:t>
             </w:r>
-            <w:hyperlink r:id="rId13" w:history="1">
+            <w:hyperlink r:id="rId14" w:history="1">
               <w:r>
                 <w:rPr>
                   <w:rStyle w:val="Hyperlink"/>
@@ -1258,6 +1395,7 @@
                 <w:sz w:val="20"/>
                 <w:szCs w:val="20"/>
               </w:rPr>
+              <w:lastRenderedPageBreak/>
               <w:t>Led creative direction and branding initiatives, supervised design workflows, and coordinated with cross-functional teams to deliver high-quality visual content for events and promotions.</w:t>
             </w:r>
           </w:p>
@@ -1281,6 +1419,7 @@
               <w:rPr>
                 <w:sz w:val="20"/>
               </w:rPr>
+              <w:lastRenderedPageBreak/>
               <w:t>Oct 2024</w:t>
             </w:r>
             <w:r>
@@ -1409,7 +1548,6 @@
                 <w:i/>
                 <w:sz w:val="20"/>
               </w:rPr>
-              <w:lastRenderedPageBreak/>
               <w:t>(</w:t>
             </w:r>
             <w:r>
@@ -1474,7 +1612,7 @@
               </w:rPr>
               <w:t xml:space="preserve"> |</w:t>
             </w:r>
-            <w:hyperlink r:id="rId14" w:history="1">
+            <w:hyperlink r:id="rId15" w:history="1">
               <w:r>
                 <w:rPr>
                   <w:rStyle w:val="Hyperlink"/>
@@ -1691,6 +1829,42 @@
           </w:p>
           <w:p>
             <w:pPr>
+              <w:rPr>
+                <w:i/>
+                <w:sz w:val="20"/>
+              </w:rPr>
+            </w:pPr>
+            <w:r>
+              <w:rPr>
+                <w:i/>
+                <w:sz w:val="20"/>
+              </w:rPr>
+              <w:t xml:space="preserve">   CGPA – </w:t>
+            </w:r>
+            <w:r>
+              <w:rPr>
+                <w:i/>
+                <w:sz w:val="20"/>
+              </w:rPr>
+              <w:t>8.</w:t>
+            </w:r>
+            <w:r>
+              <w:rPr>
+                <w:i/>
+                <w:sz w:val="20"/>
+              </w:rPr>
+              <w:t>3</w:t>
+            </w:r>
+            <w:r>
+              <w:rPr>
+                <w:i/>
+                <w:sz w:val="20"/>
+              </w:rPr>
+              <w:t>7</w:t>
+            </w:r>
+          </w:p>
+          <w:p>
+            <w:pPr>
               <w:ind w:left="216"/>
             </w:pPr>
           </w:p>
@@ -1999,84 +2173,16 @@
         <w:ind w:hanging="105"/>
       </w:pPr>
       <w:r>
-        <w:t xml:space="preserve">Fundamentals in AI and ML – </w:t>
-      </w:r>
-      <w:proofErr w:type="spellStart"/>
-      <w:r>
-        <w:t>Vityarthi</w:t>
-      </w:r>
-      <w:proofErr w:type="spellEnd"/>
-      <w:r>
-        <w:t xml:space="preserve"> (2023)</w:t>
-      </w:r>
-    </w:p>
-    <w:p>
-      <w:pPr>
-        <w:numPr>
-          <w:ilvl w:val="0"/>
-          <w:numId w:val="1"/>
-        </w:numPr>
-        <w:spacing w:after="117" w:line="240" w:lineRule="auto"/>
-        <w:ind w:hanging="105"/>
-      </w:pPr>
-      <w:r>
-        <w:t xml:space="preserve">Python Essentials – </w:t>
-      </w:r>
-      <w:proofErr w:type="spellStart"/>
-      <w:r>
-        <w:t>Vityarthi</w:t>
-      </w:r>
-      <w:proofErr w:type="spellEnd"/>
-      <w:r>
-        <w:t xml:space="preserve"> (2024)</w:t>
-      </w:r>
-    </w:p>
-    <w:p>
-      <w:pPr>
-        <w:numPr>
-          <w:ilvl w:val="0"/>
-          <w:numId w:val="1"/>
-        </w:numPr>
-        <w:spacing w:after="117" w:line="240" w:lineRule="auto"/>
-        <w:ind w:hanging="105"/>
-      </w:pPr>
-      <w:r>
-        <w:t>Coursera certificate (The Bits and Bytes of Computer Networking)</w:t>
-      </w:r>
-      <w:r>
-        <w:t xml:space="preserve"> | </w:t>
-      </w:r>
-      <w:hyperlink r:id="rId15" w:history="1">
-        <w:r>
-          <w:rPr>
-            <w:rStyle w:val="Hyperlink"/>
-            <w:b/>
-            <w:bCs/>
-          </w:rPr>
-          <w:t>Certificate</w:t>
-        </w:r>
-      </w:hyperlink>
-      <w:r>
-        <w:t xml:space="preserve"> |</w:t>
-      </w:r>
-    </w:p>
-    <w:p>
-      <w:pPr>
-        <w:numPr>
-          <w:ilvl w:val="0"/>
-          <w:numId w:val="1"/>
-        </w:numPr>
-        <w:spacing w:after="117" w:line="240" w:lineRule="auto"/>
-        <w:ind w:hanging="105"/>
-      </w:pPr>
-      <w:r>
-        <w:t>Participation certificate of GenAI Hackathon Mumbai</w:t>
-      </w:r>
-      <w:r>
-        <w:t xml:space="preserve"> </w:t>
-      </w:r>
-      <w:r>
-        <w:t>(Grand Finale – Top 75) - (2025)</w:t>
+        <w:t>S</w:t>
+      </w:r>
+      <w:r>
+        <w:t>ummer Internship Completion Certificate (BSPTCL)</w:t>
+      </w:r>
+      <w:r>
+        <w:t>-</w:t>
+      </w:r>
+      <w:r>
+        <w:t xml:space="preserve"> (2026)</w:t>
       </w:r>
       <w:r>
         <w:t xml:space="preserve"> | </w:t>
@@ -2092,6 +2198,10 @@
         </w:r>
       </w:hyperlink>
       <w:r>
+        <w:rPr>
+          <w:b/>
+          <w:bCs/>
+        </w:rPr>
         <w:t xml:space="preserve"> |</w:t>
       </w:r>
     </w:p>
@@ -2105,22 +2215,7 @@
         <w:ind w:hanging="105"/>
       </w:pPr>
       <w:r>
-        <w:t xml:space="preserve">NPTEL </w:t>
-      </w:r>
-      <w:r>
-        <w:t>Elite Certificate</w:t>
-      </w:r>
-      <w:r>
-        <w:t xml:space="preserve"> </w:t>
-      </w:r>
-      <w:r>
-        <w:t>(</w:t>
-      </w:r>
-      <w:r>
-        <w:t xml:space="preserve">Score-75%, </w:t>
-      </w:r>
-      <w:r>
-        <w:t>Top 5%) – Introduction to Machine Learning (2025)</w:t>
+        <w:t>Coursera certificate (The Bits and Bytes of Computer Networking)</w:t>
       </w:r>
       <w:r>
         <w:t xml:space="preserve"> | </w:t>
@@ -2149,7 +2244,13 @@
         <w:ind w:hanging="105"/>
       </w:pPr>
       <w:r>
-        <w:t>Google IT Support Certificate – 6 Activities (2026)</w:t>
+        <w:t>Participation certificate of GenAI Hackathon Mumbai</w:t>
+      </w:r>
+      <w:r>
+        <w:t xml:space="preserve"> </w:t>
+      </w:r>
+      <w:r>
+        <w:t>(Grand Finale – Top 75) - (2025)</w:t>
       </w:r>
       <w:r>
         <w:t xml:space="preserve"> | </w:t>
@@ -2178,7 +2279,25 @@
         <w:ind w:hanging="105"/>
       </w:pPr>
       <w:r>
-        <w:t xml:space="preserve">AWS Certificate (Technical Essentials) – 2025 | </w:t>
+        <w:t xml:space="preserve">NPTEL </w:t>
+      </w:r>
+      <w:r>
+        <w:t>Elite Certificate</w:t>
+      </w:r>
+      <w:r>
+        <w:t xml:space="preserve"> </w:t>
+      </w:r>
+      <w:r>
+        <w:t>(</w:t>
+      </w:r>
+      <w:r>
+        <w:t xml:space="preserve">Score-75%, </w:t>
+      </w:r>
+      <w:r>
+        <w:t>Top 5%) – Introduction to Machine Learning (2025)</w:t>
+      </w:r>
+      <w:r>
+        <w:t xml:space="preserve"> | </w:t>
       </w:r>
       <w:hyperlink r:id="rId19" w:history="1">
         <w:r>
@@ -2193,6 +2312,115 @@
       <w:r>
         <w:t xml:space="preserve"> |</w:t>
       </w:r>
+    </w:p>
+    <w:p>
+      <w:pPr>
+        <w:numPr>
+          <w:ilvl w:val="0"/>
+          <w:numId w:val="1"/>
+        </w:numPr>
+        <w:spacing w:after="117" w:line="240" w:lineRule="auto"/>
+        <w:ind w:hanging="105"/>
+      </w:pPr>
+      <w:r>
+        <w:t xml:space="preserve">NPTEL Elite Certificate (Score-98%, Top 5%) – Marketing Analytics (2026) | </w:t>
+      </w:r>
+    </w:p>
+    <w:p>
+      <w:pPr>
+        <w:numPr>
+          <w:ilvl w:val="0"/>
+          <w:numId w:val="1"/>
+        </w:numPr>
+        <w:spacing w:after="117" w:line="240" w:lineRule="auto"/>
+        <w:ind w:hanging="105"/>
+      </w:pPr>
+      <w:r>
+        <w:t>Google IT Support Certificate – 6 Activities (2026)</w:t>
+      </w:r>
+      <w:r>
+        <w:t xml:space="preserve"> | </w:t>
+      </w:r>
+      <w:hyperlink r:id="rId20" w:history="1">
+        <w:r>
+          <w:rPr>
+            <w:rStyle w:val="Hyperlink"/>
+            <w:b/>
+            <w:bCs/>
+          </w:rPr>
+          <w:t>Certificate</w:t>
+        </w:r>
+      </w:hyperlink>
+      <w:r>
+        <w:t xml:space="preserve"> |</w:t>
+      </w:r>
+    </w:p>
+    <w:p>
+      <w:pPr>
+        <w:numPr>
+          <w:ilvl w:val="0"/>
+          <w:numId w:val="1"/>
+        </w:numPr>
+        <w:spacing w:after="117" w:line="240" w:lineRule="auto"/>
+        <w:ind w:hanging="105"/>
+      </w:pPr>
+      <w:r>
+        <w:t xml:space="preserve">AWS Certificate (Technical Essentials) – 2025 | </w:t>
+      </w:r>
+      <w:hyperlink r:id="rId21" w:history="1">
+        <w:r>
+          <w:rPr>
+            <w:rStyle w:val="Hyperlink"/>
+            <w:b/>
+            <w:bCs/>
+          </w:rPr>
+          <w:t>Certificate</w:t>
+        </w:r>
+      </w:hyperlink>
+      <w:r>
+        <w:t xml:space="preserve"> |</w:t>
+      </w:r>
+    </w:p>
+    <w:p>
+      <w:pPr>
+        <w:numPr>
+          <w:ilvl w:val="0"/>
+          <w:numId w:val="1"/>
+        </w:numPr>
+        <w:spacing w:after="117" w:line="240" w:lineRule="auto"/>
+        <w:ind w:hanging="105"/>
+      </w:pPr>
+      <w:r>
+        <w:t>TCS CodeVita Season 13 Rank Certificate (Rank – 7786) |</w:t>
+      </w:r>
+      <w:r>
+        <w:t xml:space="preserve"> </w:t>
+      </w:r>
+      <w:hyperlink r:id="rId22" w:history="1">
+        <w:r>
+          <w:rPr>
+            <w:rStyle w:val="Hyperlink"/>
+            <w:b/>
+            <w:bCs/>
+          </w:rPr>
+          <w:t>Certificate</w:t>
+        </w:r>
+      </w:hyperlink>
+      <w:r>
+        <w:t xml:space="preserve"> |</w:t>
+      </w:r>
+    </w:p>
+    <w:p>
+      <w:pPr>
+        <w:spacing w:after="117" w:line="240" w:lineRule="auto"/>
+        <w:ind w:left="306"/>
+      </w:pPr>
+    </w:p>
+    <w:p>
+      <w:pPr>
+        <w:spacing w:after="117" w:line="240" w:lineRule="auto"/>
+        <w:ind w:left="306"/>
+      </w:pPr>
     </w:p>
     <w:sectPr>
       <w:pgSz w:w="12242" w:h="18314" w:code="5"/>
@@ -2645,6 +2873,119 @@
     </w:lvl>
   </w:abstractNum>
   <w:abstractNum w:abstractNumId="3" w15:restartNumberingAfterBreak="0">
+    <w:nsid w:val="4255664A"/>
+    <w:multiLevelType w:val="hybridMultilevel"/>
+    <w:tmpl w:val="002631E6"/>
+    <w:lvl w:ilvl="0" w:tplc="40090001">
+      <w:start w:val="1"/>
+      <w:numFmt w:val="bullet"/>
+      <w:lvlText w:val=""/>
+      <w:lvlJc w:val="left"/>
+      <w:pPr>
+        <w:ind w:left="720" w:hanging="360"/>
+      </w:pPr>
+      <w:rPr>
+        <w:rFonts w:ascii="Symbol" w:hAnsi="Symbol" w:hint="default"/>
+      </w:rPr>
+    </w:lvl>
+    <w:lvl w:ilvl="1" w:tplc="40090003" w:tentative="1">
+      <w:start w:val="1"/>
+      <w:numFmt w:val="bullet"/>
+      <w:lvlText w:val="o"/>
+      <w:lvlJc w:val="left"/>
+      <w:pPr>
+        <w:ind w:left="1440" w:hanging="360"/>
+      </w:pPr>
+      <w:rPr>
+        <w:rFonts w:ascii="Courier New" w:hAnsi="Courier New" w:cs="Courier New" w:hint="default"/>
+      </w:rPr>
+    </w:lvl>
+    <w:lvl w:ilvl="2" w:tplc="40090005" w:tentative="1">
+      <w:start w:val="1"/>
+      <w:numFmt w:val="bullet"/>
+      <w:lvlText w:val=""/>
+      <w:lvlJc w:val="left"/>
+      <w:pPr>
+        <w:ind w:left="2160" w:hanging="360"/>
+      </w:pPr>
+      <w:rPr>
+        <w:rFonts w:ascii="Wingdings" w:hAnsi="Wingdings" w:hint="default"/>
+      </w:rPr>
+    </w:lvl>
+    <w:lvl w:ilvl="3" w:tplc="40090001" w:tentative="1">
+      <w:start w:val="1"/>
+      <w:numFmt w:val="bullet"/>
+      <w:lvlText w:val=""/>
+      <w:lvlJc w:val="left"/>
+      <w:pPr>
+        <w:ind w:left="2880" w:hanging="360"/>
+      </w:pPr>
+      <w:rPr>
+        <w:rFonts w:ascii="Symbol" w:hAnsi="Symbol" w:hint="default"/>
+      </w:rPr>
+    </w:lvl>
+    <w:lvl w:ilvl="4" w:tplc="40090003" w:tentative="1">
+      <w:start w:val="1"/>
+      <w:numFmt w:val="bullet"/>
+      <w:lvlText w:val="o"/>
+      <w:lvlJc w:val="left"/>
+      <w:pPr>
+        <w:ind w:left="3600" w:hanging="360"/>
+      </w:pPr>
+      <w:rPr>
+        <w:rFonts w:ascii="Courier New" w:hAnsi="Courier New" w:cs="Courier New" w:hint="default"/>
+      </w:rPr>
+    </w:lvl>
+    <w:lvl w:ilvl="5" w:tplc="40090005" w:tentative="1">
+      <w:start w:val="1"/>
+      <w:numFmt w:val="bullet"/>
+      <w:lvlText w:val=""/>
+      <w:lvlJc w:val="left"/>
+      <w:pPr>
+        <w:ind w:left="4320" w:hanging="360"/>
+      </w:pPr>
+      <w:rPr>
+        <w:rFonts w:ascii="Wingdings" w:hAnsi="Wingdings" w:hint="default"/>
+      </w:rPr>
+    </w:lvl>
+    <w:lvl w:ilvl="6" w:tplc="40090001" w:tentative="1">
+      <w:start w:val="1"/>
+      <w:numFmt w:val="bullet"/>
+      <w:lvlText w:val=""/>
+      <w:lvlJc w:val="left"/>
+      <w:pPr>
+        <w:ind w:left="5040" w:hanging="360"/>
+      </w:pPr>
+      <w:rPr>
+        <w:rFonts w:ascii="Symbol" w:hAnsi="Symbol" w:hint="default"/>
+      </w:rPr>
+    </w:lvl>
+    <w:lvl w:ilvl="7" w:tplc="40090003" w:tentative="1">
+      <w:start w:val="1"/>
+      <w:numFmt w:val="bullet"/>
+      <w:lvlText w:val="o"/>
+      <w:lvlJc w:val="left"/>
+      <w:pPr>
+        <w:ind w:left="5760" w:hanging="360"/>
+      </w:pPr>
+      <w:rPr>
+        <w:rFonts w:ascii="Courier New" w:hAnsi="Courier New" w:cs="Courier New" w:hint="default"/>
+      </w:rPr>
+    </w:lvl>
+    <w:lvl w:ilvl="8" w:tplc="40090005" w:tentative="1">
+      <w:start w:val="1"/>
+      <w:numFmt w:val="bullet"/>
+      <w:lvlText w:val=""/>
+      <w:lvlJc w:val="left"/>
+      <w:pPr>
+        <w:ind w:left="6480" w:hanging="360"/>
+      </w:pPr>
+      <w:rPr>
+        <w:rFonts w:ascii="Wingdings" w:hAnsi="Wingdings" w:hint="default"/>
+      </w:rPr>
+    </w:lvl>
+  </w:abstractNum>
+  <w:abstractNum w:abstractNumId="4" w15:restartNumberingAfterBreak="0">
     <w:nsid w:val="560C4B7F"/>
     <w:multiLevelType w:val="hybridMultilevel"/>
     <w:tmpl w:val="3D0A00CE"/>
@@ -2757,7 +3098,7 @@
       </w:rPr>
     </w:lvl>
   </w:abstractNum>
-  <w:abstractNum w:abstractNumId="4" w15:restartNumberingAfterBreak="0">
+  <w:abstractNum w:abstractNumId="5" w15:restartNumberingAfterBreak="0">
     <w:nsid w:val="5BD96525"/>
     <w:multiLevelType w:val="hybridMultilevel"/>
     <w:tmpl w:val="37B45964"/>
@@ -2969,7 +3310,7 @@
       </w:rPr>
     </w:lvl>
   </w:abstractNum>
-  <w:abstractNum w:abstractNumId="5" w15:restartNumberingAfterBreak="0">
+  <w:abstractNum w:abstractNumId="6" w15:restartNumberingAfterBreak="0">
     <w:nsid w:val="5D874A34"/>
     <w:multiLevelType w:val="hybridMultilevel"/>
     <w:tmpl w:val="B1FA3CE6"/>
@@ -3181,7 +3522,7 @@
       </w:rPr>
     </w:lvl>
   </w:abstractNum>
-  <w:abstractNum w:abstractNumId="6" w15:restartNumberingAfterBreak="0">
+  <w:abstractNum w:abstractNumId="7" w15:restartNumberingAfterBreak="0">
     <w:nsid w:val="61721AC5"/>
     <w:multiLevelType w:val="hybridMultilevel"/>
     <w:tmpl w:val="3B42A7AA"/>
@@ -3393,7 +3734,7 @@
       </w:rPr>
     </w:lvl>
   </w:abstractNum>
-  <w:abstractNum w:abstractNumId="7" w15:restartNumberingAfterBreak="0">
+  <w:abstractNum w:abstractNumId="8" w15:restartNumberingAfterBreak="0">
     <w:nsid w:val="686E0F9B"/>
     <w:multiLevelType w:val="hybridMultilevel"/>
     <w:tmpl w:val="D9CACA40"/>
@@ -3606,19 +3947,19 @@
     </w:lvl>
   </w:abstractNum>
   <w:num w:numId="1" w16cid:durableId="1351030335">
-    <w:abstractNumId w:val="5"/>
+    <w:abstractNumId w:val="6"/>
   </w:num>
   <w:num w:numId="2" w16cid:durableId="1302341886">
-    <w:abstractNumId w:val="6"/>
+    <w:abstractNumId w:val="7"/>
   </w:num>
   <w:num w:numId="3" w16cid:durableId="998461119">
-    <w:abstractNumId w:val="7"/>
+    <w:abstractNumId w:val="8"/>
   </w:num>
   <w:num w:numId="4" w16cid:durableId="72317918">
     <w:abstractNumId w:val="0"/>
   </w:num>
   <w:num w:numId="5" w16cid:durableId="1658267098">
-    <w:abstractNumId w:val="4"/>
+    <w:abstractNumId w:val="5"/>
   </w:num>
   <w:num w:numId="6" w16cid:durableId="1923220576">
     <w:abstractNumId w:val="1"/>
@@ -3627,6 +3968,9 @@
     <w:abstractNumId w:val="2"/>
   </w:num>
   <w:num w:numId="8" w16cid:durableId="748888948">
+    <w:abstractNumId w:val="4"/>
+  </w:num>
+  <w:num w:numId="9" w16cid:durableId="1654795011">
     <w:abstractNumId w:val="3"/>
   </w:num>
 </w:numbering>
@@ -4064,7 +4408,6 @@
   <w:style w:type="character" w:default="1" w:styleId="DefaultParagraphFont">
     <w:name w:val="Default Paragraph Font"/>
     <w:uiPriority w:val="1"/>
-    <w:semiHidden/>
     <w:unhideWhenUsed/>
   </w:style>
   <w:style w:type="table" w:default="1" w:styleId="TableNormal">
